--- a/KURIKULUM2026_REVISI/DOCX/006_DISTRIBUSI_DAN_PANDUAN_MK_PEMINATAN_MBKM.docx
+++ b/KURIKULUM2026_REVISI/DOCX/006_DISTRIBUSI_DAN_PANDUAN_MK_PEMINATAN_MBKM.docx
@@ -75,9 +75,9 @@
       <w:r>
         <w:rPr>
           <w:color w:val="C8D2E1"/>
-          <w:sz w:val="16"/>
+          <w:sz w:val="14"/>
         </w:rPr>
-        <w:t>_________________________________________________________________________________</w:t>
+        <w:t>———————————————————————————————————————————————————————————————————————————</w:t>
       </w:r>
     </w:p>
     <w:p>
@@ -126,10 +126,10 @@
         </w:tblBorders>
       </w:tblPr>
       <w:tblGrid>
-        <w:gridCol w:w="2257"/>
-        <w:gridCol w:w="2257"/>
-        <w:gridCol w:w="2257"/>
-        <w:gridCol w:w="2257"/>
+        <w:gridCol w:w="2401"/>
+        <w:gridCol w:w="2401"/>
+        <w:gridCol w:w="2401"/>
+        <w:gridCol w:w="2401"/>
       </w:tblGrid>
       <w:tr>
         <w:trPr>
@@ -139,7 +139,7 @@
         </w:trPr>
         <w:tc>
           <w:tcPr>
-            <w:tcW w:type="dxa" w:w="2257"/>
+            <w:tcW w:type="dxa" w:w="2401"/>
             <w:vAlign w:val="center"/>
             <w:shd w:fill="1F3864"/>
             <w:tcMar>
@@ -167,7 +167,7 @@
         </w:tc>
         <w:tc>
           <w:tcPr>
-            <w:tcW w:type="dxa" w:w="2257"/>
+            <w:tcW w:type="dxa" w:w="2401"/>
             <w:vAlign w:val="center"/>
             <w:shd w:fill="1F3864"/>
             <w:tcMar>
@@ -195,7 +195,7 @@
         </w:tc>
         <w:tc>
           <w:tcPr>
-            <w:tcW w:type="dxa" w:w="2257"/>
+            <w:tcW w:type="dxa" w:w="2401"/>
             <w:vAlign w:val="center"/>
             <w:shd w:fill="1F3864"/>
             <w:tcMar>
@@ -223,7 +223,7 @@
         </w:tc>
         <w:tc>
           <w:tcPr>
-            <w:tcW w:type="dxa" w:w="2257"/>
+            <w:tcW w:type="dxa" w:w="2401"/>
             <w:vAlign w:val="center"/>
             <w:shd w:fill="1F3864"/>
             <w:tcMar>
@@ -256,14 +256,14 @@
         </w:trPr>
         <w:tc>
           <w:tcPr>
-            <w:tcW w:type="dxa" w:w="2257"/>
+            <w:tcW w:type="dxa" w:w="2401"/>
             <w:vAlign w:val="center"/>
             <w:shd w:fill="FFFFFF"/>
             <w:tcMar>
-              <w:top w:w="80" w:type="dxa"/>
-              <w:bottom w:w="80" w:type="dxa"/>
-              <w:left w:w="100" w:type="dxa"/>
-              <w:right w:w="100" w:type="dxa"/>
+              <w:top w:w="70" w:type="dxa"/>
+              <w:bottom w:w="70" w:type="dxa"/>
+              <w:left w:w="90" w:type="dxa"/>
+              <w:right w:w="90" w:type="dxa"/>
             </w:tcMar>
           </w:tcPr>
           <w:p>
@@ -283,14 +283,14 @@
         </w:tc>
         <w:tc>
           <w:tcPr>
-            <w:tcW w:type="dxa" w:w="2257"/>
+            <w:tcW w:type="dxa" w:w="2401"/>
             <w:vAlign w:val="center"/>
             <w:shd w:fill="FFFFFF"/>
             <w:tcMar>
-              <w:top w:w="80" w:type="dxa"/>
-              <w:bottom w:w="80" w:type="dxa"/>
-              <w:left w:w="100" w:type="dxa"/>
-              <w:right w:w="100" w:type="dxa"/>
+              <w:top w:w="70" w:type="dxa"/>
+              <w:bottom w:w="70" w:type="dxa"/>
+              <w:left w:w="90" w:type="dxa"/>
+              <w:right w:w="90" w:type="dxa"/>
             </w:tcMar>
           </w:tcPr>
           <w:p>
@@ -310,14 +310,14 @@
         </w:tc>
         <w:tc>
           <w:tcPr>
-            <w:tcW w:type="dxa" w:w="2257"/>
+            <w:tcW w:type="dxa" w:w="2401"/>
             <w:vAlign w:val="center"/>
             <w:shd w:fill="FFFFFF"/>
             <w:tcMar>
-              <w:top w:w="80" w:type="dxa"/>
-              <w:bottom w:w="80" w:type="dxa"/>
-              <w:left w:w="100" w:type="dxa"/>
-              <w:right w:w="100" w:type="dxa"/>
+              <w:top w:w="70" w:type="dxa"/>
+              <w:bottom w:w="70" w:type="dxa"/>
+              <w:left w:w="90" w:type="dxa"/>
+              <w:right w:w="90" w:type="dxa"/>
             </w:tcMar>
           </w:tcPr>
           <w:p>
@@ -337,14 +337,14 @@
         </w:tc>
         <w:tc>
           <w:tcPr>
-            <w:tcW w:type="dxa" w:w="2257"/>
+            <w:tcW w:type="dxa" w:w="2401"/>
             <w:vAlign w:val="center"/>
             <w:shd w:fill="FFFFFF"/>
             <w:tcMar>
-              <w:top w:w="80" w:type="dxa"/>
-              <w:bottom w:w="80" w:type="dxa"/>
-              <w:left w:w="100" w:type="dxa"/>
-              <w:right w:w="100" w:type="dxa"/>
+              <w:top w:w="70" w:type="dxa"/>
+              <w:bottom w:w="70" w:type="dxa"/>
+              <w:left w:w="90" w:type="dxa"/>
+              <w:right w:w="90" w:type="dxa"/>
             </w:tcMar>
           </w:tcPr>
           <w:p>
@@ -370,14 +370,14 @@
         </w:trPr>
         <w:tc>
           <w:tcPr>
-            <w:tcW w:type="dxa" w:w="2257"/>
+            <w:tcW w:type="dxa" w:w="2401"/>
             <w:vAlign w:val="center"/>
             <w:shd w:fill="F2F5F9"/>
             <w:tcMar>
-              <w:top w:w="80" w:type="dxa"/>
-              <w:bottom w:w="80" w:type="dxa"/>
-              <w:left w:w="100" w:type="dxa"/>
-              <w:right w:w="100" w:type="dxa"/>
+              <w:top w:w="70" w:type="dxa"/>
+              <w:bottom w:w="70" w:type="dxa"/>
+              <w:left w:w="90" w:type="dxa"/>
+              <w:right w:w="90" w:type="dxa"/>
             </w:tcMar>
           </w:tcPr>
           <w:p>
@@ -397,14 +397,14 @@
         </w:tc>
         <w:tc>
           <w:tcPr>
-            <w:tcW w:type="dxa" w:w="2257"/>
+            <w:tcW w:type="dxa" w:w="2401"/>
             <w:vAlign w:val="center"/>
             <w:shd w:fill="F2F5F9"/>
             <w:tcMar>
-              <w:top w:w="80" w:type="dxa"/>
-              <w:bottom w:w="80" w:type="dxa"/>
-              <w:left w:w="100" w:type="dxa"/>
-              <w:right w:w="100" w:type="dxa"/>
+              <w:top w:w="70" w:type="dxa"/>
+              <w:bottom w:w="70" w:type="dxa"/>
+              <w:left w:w="90" w:type="dxa"/>
+              <w:right w:w="90" w:type="dxa"/>
             </w:tcMar>
           </w:tcPr>
           <w:p>
@@ -416,14 +416,14 @@
         </w:tc>
         <w:tc>
           <w:tcPr>
-            <w:tcW w:type="dxa" w:w="2257"/>
+            <w:tcW w:type="dxa" w:w="2401"/>
             <w:vAlign w:val="center"/>
             <w:shd w:fill="F2F5F9"/>
             <w:tcMar>
-              <w:top w:w="80" w:type="dxa"/>
-              <w:bottom w:w="80" w:type="dxa"/>
-              <w:left w:w="100" w:type="dxa"/>
-              <w:right w:w="100" w:type="dxa"/>
+              <w:top w:w="70" w:type="dxa"/>
+              <w:bottom w:w="70" w:type="dxa"/>
+              <w:left w:w="90" w:type="dxa"/>
+              <w:right w:w="90" w:type="dxa"/>
             </w:tcMar>
           </w:tcPr>
           <w:p>
@@ -443,14 +443,14 @@
         </w:tc>
         <w:tc>
           <w:tcPr>
-            <w:tcW w:type="dxa" w:w="2257"/>
+            <w:tcW w:type="dxa" w:w="2401"/>
             <w:vAlign w:val="center"/>
             <w:shd w:fill="F2F5F9"/>
             <w:tcMar>
-              <w:top w:w="80" w:type="dxa"/>
-              <w:bottom w:w="80" w:type="dxa"/>
-              <w:left w:w="100" w:type="dxa"/>
-              <w:right w:w="100" w:type="dxa"/>
+              <w:top w:w="70" w:type="dxa"/>
+              <w:bottom w:w="70" w:type="dxa"/>
+              <w:left w:w="90" w:type="dxa"/>
+              <w:right w:w="90" w:type="dxa"/>
             </w:tcMar>
           </w:tcPr>
           <w:p>
@@ -467,14 +467,14 @@
         </w:trPr>
         <w:tc>
           <w:tcPr>
-            <w:tcW w:type="dxa" w:w="2257"/>
+            <w:tcW w:type="dxa" w:w="2401"/>
             <w:vAlign w:val="center"/>
             <w:shd w:fill="FFFFFF"/>
             <w:tcMar>
-              <w:top w:w="80" w:type="dxa"/>
-              <w:bottom w:w="80" w:type="dxa"/>
-              <w:left w:w="100" w:type="dxa"/>
-              <w:right w:w="100" w:type="dxa"/>
+              <w:top w:w="70" w:type="dxa"/>
+              <w:bottom w:w="70" w:type="dxa"/>
+              <w:left w:w="90" w:type="dxa"/>
+              <w:right w:w="90" w:type="dxa"/>
             </w:tcMar>
           </w:tcPr>
           <w:p>
@@ -486,14 +486,14 @@
         </w:tc>
         <w:tc>
           <w:tcPr>
-            <w:tcW w:type="dxa" w:w="2257"/>
+            <w:tcW w:type="dxa" w:w="2401"/>
             <w:vAlign w:val="center"/>
             <w:shd w:fill="FFFFFF"/>
             <w:tcMar>
-              <w:top w:w="80" w:type="dxa"/>
-              <w:bottom w:w="80" w:type="dxa"/>
-              <w:left w:w="100" w:type="dxa"/>
-              <w:right w:w="100" w:type="dxa"/>
+              <w:top w:w="70" w:type="dxa"/>
+              <w:bottom w:w="70" w:type="dxa"/>
+              <w:left w:w="90" w:type="dxa"/>
+              <w:right w:w="90" w:type="dxa"/>
             </w:tcMar>
           </w:tcPr>
           <w:p>
@@ -505,14 +505,14 @@
         </w:tc>
         <w:tc>
           <w:tcPr>
-            <w:tcW w:type="dxa" w:w="2257"/>
+            <w:tcW w:type="dxa" w:w="2401"/>
             <w:vAlign w:val="center"/>
             <w:shd w:fill="FFFFFF"/>
             <w:tcMar>
-              <w:top w:w="80" w:type="dxa"/>
-              <w:bottom w:w="80" w:type="dxa"/>
-              <w:left w:w="100" w:type="dxa"/>
-              <w:right w:w="100" w:type="dxa"/>
+              <w:top w:w="70" w:type="dxa"/>
+              <w:bottom w:w="70" w:type="dxa"/>
+              <w:left w:w="90" w:type="dxa"/>
+              <w:right w:w="90" w:type="dxa"/>
             </w:tcMar>
           </w:tcPr>
           <w:p>
@@ -532,14 +532,14 @@
         </w:tc>
         <w:tc>
           <w:tcPr>
-            <w:tcW w:type="dxa" w:w="2257"/>
+            <w:tcW w:type="dxa" w:w="2401"/>
             <w:vAlign w:val="center"/>
             <w:shd w:fill="FFFFFF"/>
             <w:tcMar>
-              <w:top w:w="80" w:type="dxa"/>
-              <w:bottom w:w="80" w:type="dxa"/>
-              <w:left w:w="100" w:type="dxa"/>
-              <w:right w:w="100" w:type="dxa"/>
+              <w:top w:w="70" w:type="dxa"/>
+              <w:bottom w:w="70" w:type="dxa"/>
+              <w:left w:w="90" w:type="dxa"/>
+              <w:right w:w="90" w:type="dxa"/>
             </w:tcMar>
           </w:tcPr>
           <w:p>
@@ -556,14 +556,14 @@
         </w:trPr>
         <w:tc>
           <w:tcPr>
-            <w:tcW w:type="dxa" w:w="2257"/>
+            <w:tcW w:type="dxa" w:w="2401"/>
             <w:vAlign w:val="center"/>
             <w:shd w:fill="F2F5F9"/>
             <w:tcMar>
-              <w:top w:w="80" w:type="dxa"/>
-              <w:bottom w:w="80" w:type="dxa"/>
-              <w:left w:w="100" w:type="dxa"/>
-              <w:right w:w="100" w:type="dxa"/>
+              <w:top w:w="70" w:type="dxa"/>
+              <w:bottom w:w="70" w:type="dxa"/>
+              <w:left w:w="90" w:type="dxa"/>
+              <w:right w:w="90" w:type="dxa"/>
             </w:tcMar>
           </w:tcPr>
           <w:p>
@@ -575,14 +575,14 @@
         </w:tc>
         <w:tc>
           <w:tcPr>
-            <w:tcW w:type="dxa" w:w="2257"/>
+            <w:tcW w:type="dxa" w:w="2401"/>
             <w:vAlign w:val="center"/>
             <w:shd w:fill="F2F5F9"/>
             <w:tcMar>
-              <w:top w:w="80" w:type="dxa"/>
-              <w:bottom w:w="80" w:type="dxa"/>
-              <w:left w:w="100" w:type="dxa"/>
-              <w:right w:w="100" w:type="dxa"/>
+              <w:top w:w="70" w:type="dxa"/>
+              <w:bottom w:w="70" w:type="dxa"/>
+              <w:left w:w="90" w:type="dxa"/>
+              <w:right w:w="90" w:type="dxa"/>
             </w:tcMar>
           </w:tcPr>
           <w:p>
@@ -594,14 +594,14 @@
         </w:tc>
         <w:tc>
           <w:tcPr>
-            <w:tcW w:type="dxa" w:w="2257"/>
+            <w:tcW w:type="dxa" w:w="2401"/>
             <w:vAlign w:val="center"/>
             <w:shd w:fill="F2F5F9"/>
             <w:tcMar>
-              <w:top w:w="80" w:type="dxa"/>
-              <w:bottom w:w="80" w:type="dxa"/>
-              <w:left w:w="100" w:type="dxa"/>
-              <w:right w:w="100" w:type="dxa"/>
+              <w:top w:w="70" w:type="dxa"/>
+              <w:bottom w:w="70" w:type="dxa"/>
+              <w:left w:w="90" w:type="dxa"/>
+              <w:right w:w="90" w:type="dxa"/>
             </w:tcMar>
           </w:tcPr>
           <w:p>
@@ -621,14 +621,14 @@
         </w:tc>
         <w:tc>
           <w:tcPr>
-            <w:tcW w:type="dxa" w:w="2257"/>
+            <w:tcW w:type="dxa" w:w="2401"/>
             <w:vAlign w:val="center"/>
             <w:shd w:fill="F2F5F9"/>
             <w:tcMar>
-              <w:top w:w="80" w:type="dxa"/>
-              <w:bottom w:w="80" w:type="dxa"/>
-              <w:left w:w="100" w:type="dxa"/>
-              <w:right w:w="100" w:type="dxa"/>
+              <w:top w:w="70" w:type="dxa"/>
+              <w:bottom w:w="70" w:type="dxa"/>
+              <w:left w:w="90" w:type="dxa"/>
+              <w:right w:w="90" w:type="dxa"/>
             </w:tcMar>
           </w:tcPr>
           <w:p>
@@ -645,14 +645,14 @@
         </w:trPr>
         <w:tc>
           <w:tcPr>
-            <w:tcW w:type="dxa" w:w="2257"/>
+            <w:tcW w:type="dxa" w:w="2401"/>
             <w:vAlign w:val="center"/>
             <w:shd w:fill="FFFFFF"/>
             <w:tcMar>
-              <w:top w:w="80" w:type="dxa"/>
-              <w:bottom w:w="80" w:type="dxa"/>
-              <w:left w:w="100" w:type="dxa"/>
-              <w:right w:w="100" w:type="dxa"/>
+              <w:top w:w="70" w:type="dxa"/>
+              <w:bottom w:w="70" w:type="dxa"/>
+              <w:left w:w="90" w:type="dxa"/>
+              <w:right w:w="90" w:type="dxa"/>
             </w:tcMar>
           </w:tcPr>
           <w:p>
@@ -664,14 +664,14 @@
         </w:tc>
         <w:tc>
           <w:tcPr>
-            <w:tcW w:type="dxa" w:w="2257"/>
+            <w:tcW w:type="dxa" w:w="2401"/>
             <w:vAlign w:val="center"/>
             <w:shd w:fill="FFFFFF"/>
             <w:tcMar>
-              <w:top w:w="80" w:type="dxa"/>
-              <w:bottom w:w="80" w:type="dxa"/>
-              <w:left w:w="100" w:type="dxa"/>
-              <w:right w:w="100" w:type="dxa"/>
+              <w:top w:w="70" w:type="dxa"/>
+              <w:bottom w:w="70" w:type="dxa"/>
+              <w:left w:w="90" w:type="dxa"/>
+              <w:right w:w="90" w:type="dxa"/>
             </w:tcMar>
           </w:tcPr>
           <w:p>
@@ -683,14 +683,14 @@
         </w:tc>
         <w:tc>
           <w:tcPr>
-            <w:tcW w:type="dxa" w:w="2257"/>
+            <w:tcW w:type="dxa" w:w="2401"/>
             <w:vAlign w:val="center"/>
             <w:shd w:fill="FFFFFF"/>
             <w:tcMar>
-              <w:top w:w="80" w:type="dxa"/>
-              <w:bottom w:w="80" w:type="dxa"/>
-              <w:left w:w="100" w:type="dxa"/>
-              <w:right w:w="100" w:type="dxa"/>
+              <w:top w:w="70" w:type="dxa"/>
+              <w:bottom w:w="70" w:type="dxa"/>
+              <w:left w:w="90" w:type="dxa"/>
+              <w:right w:w="90" w:type="dxa"/>
             </w:tcMar>
           </w:tcPr>
           <w:p>
@@ -710,14 +710,14 @@
         </w:tc>
         <w:tc>
           <w:tcPr>
-            <w:tcW w:type="dxa" w:w="2257"/>
+            <w:tcW w:type="dxa" w:w="2401"/>
             <w:vAlign w:val="center"/>
             <w:shd w:fill="FFFFFF"/>
             <w:tcMar>
-              <w:top w:w="80" w:type="dxa"/>
-              <w:bottom w:w="80" w:type="dxa"/>
-              <w:left w:w="100" w:type="dxa"/>
-              <w:right w:w="100" w:type="dxa"/>
+              <w:top w:w="70" w:type="dxa"/>
+              <w:bottom w:w="70" w:type="dxa"/>
+              <w:left w:w="90" w:type="dxa"/>
+              <w:right w:w="90" w:type="dxa"/>
             </w:tcMar>
           </w:tcPr>
           <w:p>
@@ -734,14 +734,14 @@
         </w:trPr>
         <w:tc>
           <w:tcPr>
-            <w:tcW w:type="dxa" w:w="2257"/>
+            <w:tcW w:type="dxa" w:w="2401"/>
             <w:vAlign w:val="center"/>
             <w:shd w:fill="F2F5F9"/>
             <w:tcMar>
-              <w:top w:w="80" w:type="dxa"/>
-              <w:bottom w:w="80" w:type="dxa"/>
-              <w:left w:w="100" w:type="dxa"/>
-              <w:right w:w="100" w:type="dxa"/>
+              <w:top w:w="70" w:type="dxa"/>
+              <w:bottom w:w="70" w:type="dxa"/>
+              <w:left w:w="90" w:type="dxa"/>
+              <w:right w:w="90" w:type="dxa"/>
             </w:tcMar>
           </w:tcPr>
           <w:p>
@@ -753,14 +753,14 @@
         </w:tc>
         <w:tc>
           <w:tcPr>
-            <w:tcW w:type="dxa" w:w="2257"/>
+            <w:tcW w:type="dxa" w:w="2401"/>
             <w:vAlign w:val="center"/>
             <w:shd w:fill="F2F5F9"/>
             <w:tcMar>
-              <w:top w:w="80" w:type="dxa"/>
-              <w:bottom w:w="80" w:type="dxa"/>
-              <w:left w:w="100" w:type="dxa"/>
-              <w:right w:w="100" w:type="dxa"/>
+              <w:top w:w="70" w:type="dxa"/>
+              <w:bottom w:w="70" w:type="dxa"/>
+              <w:left w:w="90" w:type="dxa"/>
+              <w:right w:w="90" w:type="dxa"/>
             </w:tcMar>
           </w:tcPr>
           <w:p>
@@ -772,14 +772,14 @@
         </w:tc>
         <w:tc>
           <w:tcPr>
-            <w:tcW w:type="dxa" w:w="2257"/>
+            <w:tcW w:type="dxa" w:w="2401"/>
             <w:vAlign w:val="center"/>
             <w:shd w:fill="F2F5F9"/>
             <w:tcMar>
-              <w:top w:w="80" w:type="dxa"/>
-              <w:bottom w:w="80" w:type="dxa"/>
-              <w:left w:w="100" w:type="dxa"/>
-              <w:right w:w="100" w:type="dxa"/>
+              <w:top w:w="70" w:type="dxa"/>
+              <w:bottom w:w="70" w:type="dxa"/>
+              <w:left w:w="90" w:type="dxa"/>
+              <w:right w:w="90" w:type="dxa"/>
             </w:tcMar>
           </w:tcPr>
           <w:p>
@@ -799,14 +799,14 @@
         </w:tc>
         <w:tc>
           <w:tcPr>
-            <w:tcW w:type="dxa" w:w="2257"/>
+            <w:tcW w:type="dxa" w:w="2401"/>
             <w:vAlign w:val="center"/>
             <w:shd w:fill="F2F5F9"/>
             <w:tcMar>
-              <w:top w:w="80" w:type="dxa"/>
-              <w:bottom w:w="80" w:type="dxa"/>
-              <w:left w:w="100" w:type="dxa"/>
-              <w:right w:w="100" w:type="dxa"/>
+              <w:top w:w="70" w:type="dxa"/>
+              <w:bottom w:w="70" w:type="dxa"/>
+              <w:left w:w="90" w:type="dxa"/>
+              <w:right w:w="90" w:type="dxa"/>
             </w:tcMar>
           </w:tcPr>
           <w:p>
@@ -823,14 +823,14 @@
         </w:trPr>
         <w:tc>
           <w:tcPr>
-            <w:tcW w:type="dxa" w:w="2257"/>
+            <w:tcW w:type="dxa" w:w="2401"/>
             <w:vAlign w:val="center"/>
             <w:shd w:fill="FFFFFF"/>
             <w:tcMar>
-              <w:top w:w="80" w:type="dxa"/>
-              <w:bottom w:w="80" w:type="dxa"/>
-              <w:left w:w="100" w:type="dxa"/>
-              <w:right w:w="100" w:type="dxa"/>
+              <w:top w:w="70" w:type="dxa"/>
+              <w:bottom w:w="70" w:type="dxa"/>
+              <w:left w:w="90" w:type="dxa"/>
+              <w:right w:w="90" w:type="dxa"/>
             </w:tcMar>
           </w:tcPr>
           <w:p>
@@ -842,14 +842,14 @@
         </w:tc>
         <w:tc>
           <w:tcPr>
-            <w:tcW w:type="dxa" w:w="2257"/>
+            <w:tcW w:type="dxa" w:w="2401"/>
             <w:vAlign w:val="center"/>
             <w:shd w:fill="FFFFFF"/>
             <w:tcMar>
-              <w:top w:w="80" w:type="dxa"/>
-              <w:bottom w:w="80" w:type="dxa"/>
-              <w:left w:w="100" w:type="dxa"/>
-              <w:right w:w="100" w:type="dxa"/>
+              <w:top w:w="70" w:type="dxa"/>
+              <w:bottom w:w="70" w:type="dxa"/>
+              <w:left w:w="90" w:type="dxa"/>
+              <w:right w:w="90" w:type="dxa"/>
             </w:tcMar>
           </w:tcPr>
           <w:p>
@@ -861,14 +861,14 @@
         </w:tc>
         <w:tc>
           <w:tcPr>
-            <w:tcW w:type="dxa" w:w="2257"/>
+            <w:tcW w:type="dxa" w:w="2401"/>
             <w:vAlign w:val="center"/>
             <w:shd w:fill="FFFFFF"/>
             <w:tcMar>
-              <w:top w:w="80" w:type="dxa"/>
-              <w:bottom w:w="80" w:type="dxa"/>
-              <w:left w:w="100" w:type="dxa"/>
-              <w:right w:w="100" w:type="dxa"/>
+              <w:top w:w="70" w:type="dxa"/>
+              <w:bottom w:w="70" w:type="dxa"/>
+              <w:left w:w="90" w:type="dxa"/>
+              <w:right w:w="90" w:type="dxa"/>
             </w:tcMar>
           </w:tcPr>
           <w:p>
@@ -888,14 +888,14 @@
         </w:tc>
         <w:tc>
           <w:tcPr>
-            <w:tcW w:type="dxa" w:w="2257"/>
+            <w:tcW w:type="dxa" w:w="2401"/>
             <w:vAlign w:val="center"/>
             <w:shd w:fill="FFFFFF"/>
             <w:tcMar>
-              <w:top w:w="80" w:type="dxa"/>
-              <w:bottom w:w="80" w:type="dxa"/>
-              <w:left w:w="100" w:type="dxa"/>
-              <w:right w:w="100" w:type="dxa"/>
+              <w:top w:w="70" w:type="dxa"/>
+              <w:bottom w:w="70" w:type="dxa"/>
+              <w:left w:w="90" w:type="dxa"/>
+              <w:right w:w="90" w:type="dxa"/>
             </w:tcMar>
           </w:tcPr>
           <w:p>
@@ -912,14 +912,14 @@
         </w:trPr>
         <w:tc>
           <w:tcPr>
-            <w:tcW w:type="dxa" w:w="2257"/>
+            <w:tcW w:type="dxa" w:w="2401"/>
             <w:vAlign w:val="center"/>
             <w:shd w:fill="F2F5F9"/>
             <w:tcMar>
-              <w:top w:w="80" w:type="dxa"/>
-              <w:bottom w:w="80" w:type="dxa"/>
-              <w:left w:w="100" w:type="dxa"/>
-              <w:right w:w="100" w:type="dxa"/>
+              <w:top w:w="70" w:type="dxa"/>
+              <w:bottom w:w="70" w:type="dxa"/>
+              <w:left w:w="90" w:type="dxa"/>
+              <w:right w:w="90" w:type="dxa"/>
             </w:tcMar>
           </w:tcPr>
           <w:p>
@@ -939,14 +939,14 @@
         </w:tc>
         <w:tc>
           <w:tcPr>
-            <w:tcW w:type="dxa" w:w="2257"/>
+            <w:tcW w:type="dxa" w:w="2401"/>
             <w:vAlign w:val="center"/>
             <w:shd w:fill="F2F5F9"/>
             <w:tcMar>
-              <w:top w:w="80" w:type="dxa"/>
-              <w:bottom w:w="80" w:type="dxa"/>
-              <w:left w:w="100" w:type="dxa"/>
-              <w:right w:w="100" w:type="dxa"/>
+              <w:top w:w="70" w:type="dxa"/>
+              <w:bottom w:w="70" w:type="dxa"/>
+              <w:left w:w="90" w:type="dxa"/>
+              <w:right w:w="90" w:type="dxa"/>
             </w:tcMar>
           </w:tcPr>
           <w:p>
@@ -966,14 +966,14 @@
         </w:tc>
         <w:tc>
           <w:tcPr>
-            <w:tcW w:type="dxa" w:w="2257"/>
+            <w:tcW w:type="dxa" w:w="2401"/>
             <w:vAlign w:val="center"/>
             <w:shd w:fill="F2F5F9"/>
             <w:tcMar>
-              <w:top w:w="80" w:type="dxa"/>
-              <w:bottom w:w="80" w:type="dxa"/>
-              <w:left w:w="100" w:type="dxa"/>
-              <w:right w:w="100" w:type="dxa"/>
+              <w:top w:w="70" w:type="dxa"/>
+              <w:bottom w:w="70" w:type="dxa"/>
+              <w:left w:w="90" w:type="dxa"/>
+              <w:right w:w="90" w:type="dxa"/>
             </w:tcMar>
           </w:tcPr>
           <w:p>
@@ -993,14 +993,14 @@
         </w:tc>
         <w:tc>
           <w:tcPr>
-            <w:tcW w:type="dxa" w:w="2257"/>
+            <w:tcW w:type="dxa" w:w="2401"/>
             <w:vAlign w:val="center"/>
             <w:shd w:fill="F2F5F9"/>
             <w:tcMar>
-              <w:top w:w="80" w:type="dxa"/>
-              <w:bottom w:w="80" w:type="dxa"/>
-              <w:left w:w="100" w:type="dxa"/>
-              <w:right w:w="100" w:type="dxa"/>
+              <w:top w:w="70" w:type="dxa"/>
+              <w:bottom w:w="70" w:type="dxa"/>
+              <w:left w:w="90" w:type="dxa"/>
+              <w:right w:w="90" w:type="dxa"/>
             </w:tcMar>
           </w:tcPr>
           <w:p>
@@ -1026,14 +1026,14 @@
         </w:trPr>
         <w:tc>
           <w:tcPr>
-            <w:tcW w:type="dxa" w:w="2257"/>
+            <w:tcW w:type="dxa" w:w="2401"/>
             <w:vAlign w:val="center"/>
             <w:shd w:fill="FFFFFF"/>
             <w:tcMar>
-              <w:top w:w="80" w:type="dxa"/>
-              <w:bottom w:w="80" w:type="dxa"/>
-              <w:left w:w="100" w:type="dxa"/>
-              <w:right w:w="100" w:type="dxa"/>
+              <w:top w:w="70" w:type="dxa"/>
+              <w:bottom w:w="70" w:type="dxa"/>
+              <w:left w:w="90" w:type="dxa"/>
+              <w:right w:w="90" w:type="dxa"/>
             </w:tcMar>
           </w:tcPr>
           <w:p>
@@ -1053,14 +1053,14 @@
         </w:tc>
         <w:tc>
           <w:tcPr>
-            <w:tcW w:type="dxa" w:w="2257"/>
+            <w:tcW w:type="dxa" w:w="2401"/>
             <w:vAlign w:val="center"/>
             <w:shd w:fill="FFFFFF"/>
             <w:tcMar>
-              <w:top w:w="80" w:type="dxa"/>
-              <w:bottom w:w="80" w:type="dxa"/>
-              <w:left w:w="100" w:type="dxa"/>
-              <w:right w:w="100" w:type="dxa"/>
+              <w:top w:w="70" w:type="dxa"/>
+              <w:bottom w:w="70" w:type="dxa"/>
+              <w:left w:w="90" w:type="dxa"/>
+              <w:right w:w="90" w:type="dxa"/>
             </w:tcMar>
           </w:tcPr>
           <w:p>
@@ -1072,14 +1072,14 @@
         </w:tc>
         <w:tc>
           <w:tcPr>
-            <w:tcW w:type="dxa" w:w="2257"/>
+            <w:tcW w:type="dxa" w:w="2401"/>
             <w:vAlign w:val="center"/>
             <w:shd w:fill="FFFFFF"/>
             <w:tcMar>
-              <w:top w:w="80" w:type="dxa"/>
-              <w:bottom w:w="80" w:type="dxa"/>
-              <w:left w:w="100" w:type="dxa"/>
-              <w:right w:w="100" w:type="dxa"/>
+              <w:top w:w="70" w:type="dxa"/>
+              <w:bottom w:w="70" w:type="dxa"/>
+              <w:left w:w="90" w:type="dxa"/>
+              <w:right w:w="90" w:type="dxa"/>
             </w:tcMar>
           </w:tcPr>
           <w:p>
@@ -1099,14 +1099,14 @@
         </w:tc>
         <w:tc>
           <w:tcPr>
-            <w:tcW w:type="dxa" w:w="2257"/>
+            <w:tcW w:type="dxa" w:w="2401"/>
             <w:vAlign w:val="center"/>
             <w:shd w:fill="FFFFFF"/>
             <w:tcMar>
-              <w:top w:w="80" w:type="dxa"/>
-              <w:bottom w:w="80" w:type="dxa"/>
-              <w:left w:w="100" w:type="dxa"/>
-              <w:right w:w="100" w:type="dxa"/>
+              <w:top w:w="70" w:type="dxa"/>
+              <w:bottom w:w="70" w:type="dxa"/>
+              <w:left w:w="90" w:type="dxa"/>
+              <w:right w:w="90" w:type="dxa"/>
             </w:tcMar>
           </w:tcPr>
           <w:p>
@@ -1123,14 +1123,14 @@
         </w:trPr>
         <w:tc>
           <w:tcPr>
-            <w:tcW w:type="dxa" w:w="2257"/>
+            <w:tcW w:type="dxa" w:w="2401"/>
             <w:vAlign w:val="center"/>
             <w:shd w:fill="F2F5F9"/>
             <w:tcMar>
-              <w:top w:w="80" w:type="dxa"/>
-              <w:bottom w:w="80" w:type="dxa"/>
-              <w:left w:w="100" w:type="dxa"/>
-              <w:right w:w="100" w:type="dxa"/>
+              <w:top w:w="70" w:type="dxa"/>
+              <w:bottom w:w="70" w:type="dxa"/>
+              <w:left w:w="90" w:type="dxa"/>
+              <w:right w:w="90" w:type="dxa"/>
             </w:tcMar>
           </w:tcPr>
           <w:p>
@@ -1150,14 +1150,14 @@
         </w:tc>
         <w:tc>
           <w:tcPr>
-            <w:tcW w:type="dxa" w:w="2257"/>
+            <w:tcW w:type="dxa" w:w="2401"/>
             <w:vAlign w:val="center"/>
             <w:shd w:fill="F2F5F9"/>
             <w:tcMar>
-              <w:top w:w="80" w:type="dxa"/>
-              <w:bottom w:w="80" w:type="dxa"/>
-              <w:left w:w="100" w:type="dxa"/>
-              <w:right w:w="100" w:type="dxa"/>
+              <w:top w:w="70" w:type="dxa"/>
+              <w:bottom w:w="70" w:type="dxa"/>
+              <w:left w:w="90" w:type="dxa"/>
+              <w:right w:w="90" w:type="dxa"/>
             </w:tcMar>
           </w:tcPr>
           <w:p>
@@ -1169,14 +1169,14 @@
         </w:tc>
         <w:tc>
           <w:tcPr>
-            <w:tcW w:type="dxa" w:w="2257"/>
+            <w:tcW w:type="dxa" w:w="2401"/>
             <w:vAlign w:val="center"/>
             <w:shd w:fill="F2F5F9"/>
             <w:tcMar>
-              <w:top w:w="80" w:type="dxa"/>
-              <w:bottom w:w="80" w:type="dxa"/>
-              <w:left w:w="100" w:type="dxa"/>
-              <w:right w:w="100" w:type="dxa"/>
+              <w:top w:w="70" w:type="dxa"/>
+              <w:bottom w:w="70" w:type="dxa"/>
+              <w:left w:w="90" w:type="dxa"/>
+              <w:right w:w="90" w:type="dxa"/>
             </w:tcMar>
           </w:tcPr>
           <w:p>
@@ -1196,14 +1196,14 @@
         </w:tc>
         <w:tc>
           <w:tcPr>
-            <w:tcW w:type="dxa" w:w="2257"/>
+            <w:tcW w:type="dxa" w:w="2401"/>
             <w:vAlign w:val="center"/>
             <w:shd w:fill="F2F5F9"/>
             <w:tcMar>
-              <w:top w:w="80" w:type="dxa"/>
-              <w:bottom w:w="80" w:type="dxa"/>
-              <w:left w:w="100" w:type="dxa"/>
-              <w:right w:w="100" w:type="dxa"/>
+              <w:top w:w="70" w:type="dxa"/>
+              <w:bottom w:w="70" w:type="dxa"/>
+              <w:left w:w="90" w:type="dxa"/>
+              <w:right w:w="90" w:type="dxa"/>
             </w:tcMar>
           </w:tcPr>
           <w:p>
@@ -1220,14 +1220,14 @@
         </w:trPr>
         <w:tc>
           <w:tcPr>
-            <w:tcW w:type="dxa" w:w="2257"/>
+            <w:tcW w:type="dxa" w:w="2401"/>
             <w:vAlign w:val="center"/>
             <w:shd w:fill="FFFFFF"/>
             <w:tcMar>
-              <w:top w:w="80" w:type="dxa"/>
-              <w:bottom w:w="80" w:type="dxa"/>
-              <w:left w:w="100" w:type="dxa"/>
-              <w:right w:w="100" w:type="dxa"/>
+              <w:top w:w="70" w:type="dxa"/>
+              <w:bottom w:w="70" w:type="dxa"/>
+              <w:left w:w="90" w:type="dxa"/>
+              <w:right w:w="90" w:type="dxa"/>
             </w:tcMar>
           </w:tcPr>
           <w:p>
@@ -1239,14 +1239,14 @@
         </w:tc>
         <w:tc>
           <w:tcPr>
-            <w:tcW w:type="dxa" w:w="2257"/>
+            <w:tcW w:type="dxa" w:w="2401"/>
             <w:vAlign w:val="center"/>
             <w:shd w:fill="FFFFFF"/>
             <w:tcMar>
-              <w:top w:w="80" w:type="dxa"/>
-              <w:bottom w:w="80" w:type="dxa"/>
-              <w:left w:w="100" w:type="dxa"/>
-              <w:right w:w="100" w:type="dxa"/>
+              <w:top w:w="70" w:type="dxa"/>
+              <w:bottom w:w="70" w:type="dxa"/>
+              <w:left w:w="90" w:type="dxa"/>
+              <w:right w:w="90" w:type="dxa"/>
             </w:tcMar>
           </w:tcPr>
           <w:p>
@@ -1258,14 +1258,14 @@
         </w:tc>
         <w:tc>
           <w:tcPr>
-            <w:tcW w:type="dxa" w:w="2257"/>
+            <w:tcW w:type="dxa" w:w="2401"/>
             <w:vAlign w:val="center"/>
             <w:shd w:fill="FFFFFF"/>
             <w:tcMar>
-              <w:top w:w="80" w:type="dxa"/>
-              <w:bottom w:w="80" w:type="dxa"/>
-              <w:left w:w="100" w:type="dxa"/>
-              <w:right w:w="100" w:type="dxa"/>
+              <w:top w:w="70" w:type="dxa"/>
+              <w:bottom w:w="70" w:type="dxa"/>
+              <w:left w:w="90" w:type="dxa"/>
+              <w:right w:w="90" w:type="dxa"/>
             </w:tcMar>
           </w:tcPr>
           <w:p>
@@ -1285,14 +1285,14 @@
         </w:tc>
         <w:tc>
           <w:tcPr>
-            <w:tcW w:type="dxa" w:w="2257"/>
+            <w:tcW w:type="dxa" w:w="2401"/>
             <w:vAlign w:val="center"/>
             <w:shd w:fill="FFFFFF"/>
             <w:tcMar>
-              <w:top w:w="80" w:type="dxa"/>
-              <w:bottom w:w="80" w:type="dxa"/>
-              <w:left w:w="100" w:type="dxa"/>
-              <w:right w:w="100" w:type="dxa"/>
+              <w:top w:w="70" w:type="dxa"/>
+              <w:bottom w:w="70" w:type="dxa"/>
+              <w:left w:w="90" w:type="dxa"/>
+              <w:right w:w="90" w:type="dxa"/>
             </w:tcMar>
           </w:tcPr>
           <w:p>
@@ -1309,14 +1309,14 @@
         </w:trPr>
         <w:tc>
           <w:tcPr>
-            <w:tcW w:type="dxa" w:w="2257"/>
+            <w:tcW w:type="dxa" w:w="2401"/>
             <w:vAlign w:val="center"/>
             <w:shd w:fill="F2F5F9"/>
             <w:tcMar>
-              <w:top w:w="80" w:type="dxa"/>
-              <w:bottom w:w="80" w:type="dxa"/>
-              <w:left w:w="100" w:type="dxa"/>
-              <w:right w:w="100" w:type="dxa"/>
+              <w:top w:w="70" w:type="dxa"/>
+              <w:bottom w:w="70" w:type="dxa"/>
+              <w:left w:w="90" w:type="dxa"/>
+              <w:right w:w="90" w:type="dxa"/>
             </w:tcMar>
           </w:tcPr>
           <w:p>
@@ -1328,14 +1328,14 @@
         </w:tc>
         <w:tc>
           <w:tcPr>
-            <w:tcW w:type="dxa" w:w="2257"/>
+            <w:tcW w:type="dxa" w:w="2401"/>
             <w:vAlign w:val="center"/>
             <w:shd w:fill="F2F5F9"/>
             <w:tcMar>
-              <w:top w:w="80" w:type="dxa"/>
-              <w:bottom w:w="80" w:type="dxa"/>
-              <w:left w:w="100" w:type="dxa"/>
-              <w:right w:w="100" w:type="dxa"/>
+              <w:top w:w="70" w:type="dxa"/>
+              <w:bottom w:w="70" w:type="dxa"/>
+              <w:left w:w="90" w:type="dxa"/>
+              <w:right w:w="90" w:type="dxa"/>
             </w:tcMar>
           </w:tcPr>
           <w:p>
@@ -1347,14 +1347,14 @@
         </w:tc>
         <w:tc>
           <w:tcPr>
-            <w:tcW w:type="dxa" w:w="2257"/>
+            <w:tcW w:type="dxa" w:w="2401"/>
             <w:vAlign w:val="center"/>
             <w:shd w:fill="F2F5F9"/>
             <w:tcMar>
-              <w:top w:w="80" w:type="dxa"/>
-              <w:bottom w:w="80" w:type="dxa"/>
-              <w:left w:w="100" w:type="dxa"/>
-              <w:right w:w="100" w:type="dxa"/>
+              <w:top w:w="70" w:type="dxa"/>
+              <w:bottom w:w="70" w:type="dxa"/>
+              <w:left w:w="90" w:type="dxa"/>
+              <w:right w:w="90" w:type="dxa"/>
             </w:tcMar>
           </w:tcPr>
           <w:p>
@@ -1374,14 +1374,14 @@
         </w:tc>
         <w:tc>
           <w:tcPr>
-            <w:tcW w:type="dxa" w:w="2257"/>
+            <w:tcW w:type="dxa" w:w="2401"/>
             <w:vAlign w:val="center"/>
             <w:shd w:fill="F2F5F9"/>
             <w:tcMar>
-              <w:top w:w="80" w:type="dxa"/>
-              <w:bottom w:w="80" w:type="dxa"/>
-              <w:left w:w="100" w:type="dxa"/>
-              <w:right w:w="100" w:type="dxa"/>
+              <w:top w:w="70" w:type="dxa"/>
+              <w:bottom w:w="70" w:type="dxa"/>
+              <w:left w:w="90" w:type="dxa"/>
+              <w:right w:w="90" w:type="dxa"/>
             </w:tcMar>
           </w:tcPr>
           <w:p>
@@ -1398,14 +1398,14 @@
         </w:trPr>
         <w:tc>
           <w:tcPr>
-            <w:tcW w:type="dxa" w:w="2257"/>
+            <w:tcW w:type="dxa" w:w="2401"/>
             <w:vAlign w:val="center"/>
             <w:shd w:fill="FFFFFF"/>
             <w:tcMar>
-              <w:top w:w="80" w:type="dxa"/>
-              <w:bottom w:w="80" w:type="dxa"/>
-              <w:left w:w="100" w:type="dxa"/>
-              <w:right w:w="100" w:type="dxa"/>
+              <w:top w:w="70" w:type="dxa"/>
+              <w:bottom w:w="70" w:type="dxa"/>
+              <w:left w:w="90" w:type="dxa"/>
+              <w:right w:w="90" w:type="dxa"/>
             </w:tcMar>
           </w:tcPr>
           <w:p>
@@ -1417,14 +1417,14 @@
         </w:tc>
         <w:tc>
           <w:tcPr>
-            <w:tcW w:type="dxa" w:w="2257"/>
+            <w:tcW w:type="dxa" w:w="2401"/>
             <w:vAlign w:val="center"/>
             <w:shd w:fill="FFFFFF"/>
             <w:tcMar>
-              <w:top w:w="80" w:type="dxa"/>
-              <w:bottom w:w="80" w:type="dxa"/>
-              <w:left w:w="100" w:type="dxa"/>
-              <w:right w:w="100" w:type="dxa"/>
+              <w:top w:w="70" w:type="dxa"/>
+              <w:bottom w:w="70" w:type="dxa"/>
+              <w:left w:w="90" w:type="dxa"/>
+              <w:right w:w="90" w:type="dxa"/>
             </w:tcMar>
           </w:tcPr>
           <w:p>
@@ -1436,14 +1436,14 @@
         </w:tc>
         <w:tc>
           <w:tcPr>
-            <w:tcW w:type="dxa" w:w="2257"/>
+            <w:tcW w:type="dxa" w:w="2401"/>
             <w:vAlign w:val="center"/>
             <w:shd w:fill="FFFFFF"/>
             <w:tcMar>
-              <w:top w:w="80" w:type="dxa"/>
-              <w:bottom w:w="80" w:type="dxa"/>
-              <w:left w:w="100" w:type="dxa"/>
-              <w:right w:w="100" w:type="dxa"/>
+              <w:top w:w="70" w:type="dxa"/>
+              <w:bottom w:w="70" w:type="dxa"/>
+              <w:left w:w="90" w:type="dxa"/>
+              <w:right w:w="90" w:type="dxa"/>
             </w:tcMar>
           </w:tcPr>
           <w:p>
@@ -1463,14 +1463,14 @@
         </w:tc>
         <w:tc>
           <w:tcPr>
-            <w:tcW w:type="dxa" w:w="2257"/>
+            <w:tcW w:type="dxa" w:w="2401"/>
             <w:vAlign w:val="center"/>
             <w:shd w:fill="FFFFFF"/>
             <w:tcMar>
-              <w:top w:w="80" w:type="dxa"/>
-              <w:bottom w:w="80" w:type="dxa"/>
-              <w:left w:w="100" w:type="dxa"/>
-              <w:right w:w="100" w:type="dxa"/>
+              <w:top w:w="70" w:type="dxa"/>
+              <w:bottom w:w="70" w:type="dxa"/>
+              <w:left w:w="90" w:type="dxa"/>
+              <w:right w:w="90" w:type="dxa"/>
             </w:tcMar>
           </w:tcPr>
           <w:p>
@@ -1487,14 +1487,14 @@
         </w:trPr>
         <w:tc>
           <w:tcPr>
-            <w:tcW w:type="dxa" w:w="2257"/>
+            <w:tcW w:type="dxa" w:w="2401"/>
             <w:vAlign w:val="center"/>
             <w:shd w:fill="F2F5F9"/>
             <w:tcMar>
-              <w:top w:w="80" w:type="dxa"/>
-              <w:bottom w:w="80" w:type="dxa"/>
-              <w:left w:w="100" w:type="dxa"/>
-              <w:right w:w="100" w:type="dxa"/>
+              <w:top w:w="70" w:type="dxa"/>
+              <w:bottom w:w="70" w:type="dxa"/>
+              <w:left w:w="90" w:type="dxa"/>
+              <w:right w:w="90" w:type="dxa"/>
             </w:tcMar>
           </w:tcPr>
           <w:p>
@@ -1506,14 +1506,14 @@
         </w:tc>
         <w:tc>
           <w:tcPr>
-            <w:tcW w:type="dxa" w:w="2257"/>
+            <w:tcW w:type="dxa" w:w="2401"/>
             <w:vAlign w:val="center"/>
             <w:shd w:fill="F2F5F9"/>
             <w:tcMar>
-              <w:top w:w="80" w:type="dxa"/>
-              <w:bottom w:w="80" w:type="dxa"/>
-              <w:left w:w="100" w:type="dxa"/>
-              <w:right w:w="100" w:type="dxa"/>
+              <w:top w:w="70" w:type="dxa"/>
+              <w:bottom w:w="70" w:type="dxa"/>
+              <w:left w:w="90" w:type="dxa"/>
+              <w:right w:w="90" w:type="dxa"/>
             </w:tcMar>
           </w:tcPr>
           <w:p>
@@ -1525,14 +1525,14 @@
         </w:tc>
         <w:tc>
           <w:tcPr>
-            <w:tcW w:type="dxa" w:w="2257"/>
+            <w:tcW w:type="dxa" w:w="2401"/>
             <w:vAlign w:val="center"/>
             <w:shd w:fill="F2F5F9"/>
             <w:tcMar>
-              <w:top w:w="80" w:type="dxa"/>
-              <w:bottom w:w="80" w:type="dxa"/>
-              <w:left w:w="100" w:type="dxa"/>
-              <w:right w:w="100" w:type="dxa"/>
+              <w:top w:w="70" w:type="dxa"/>
+              <w:bottom w:w="70" w:type="dxa"/>
+              <w:left w:w="90" w:type="dxa"/>
+              <w:right w:w="90" w:type="dxa"/>
             </w:tcMar>
           </w:tcPr>
           <w:p>
@@ -1552,14 +1552,14 @@
         </w:tc>
         <w:tc>
           <w:tcPr>
-            <w:tcW w:type="dxa" w:w="2257"/>
+            <w:tcW w:type="dxa" w:w="2401"/>
             <w:vAlign w:val="center"/>
             <w:shd w:fill="F2F5F9"/>
             <w:tcMar>
-              <w:top w:w="80" w:type="dxa"/>
-              <w:bottom w:w="80" w:type="dxa"/>
-              <w:left w:w="100" w:type="dxa"/>
-              <w:right w:w="100" w:type="dxa"/>
+              <w:top w:w="70" w:type="dxa"/>
+              <w:bottom w:w="70" w:type="dxa"/>
+              <w:left w:w="90" w:type="dxa"/>
+              <w:right w:w="90" w:type="dxa"/>
             </w:tcMar>
           </w:tcPr>
           <w:p>
@@ -1573,7 +1573,7 @@
     </w:tbl>
     <w:p>
       <w:pPr>
-        <w:spacing w:after="120"/>
+        <w:spacing w:after="100"/>
       </w:pPr>
     </w:p>
     <w:p>
@@ -1583,9 +1583,9 @@
       <w:r>
         <w:rPr>
           <w:color w:val="C8D2E1"/>
-          <w:sz w:val="16"/>
+          <w:sz w:val="14"/>
         </w:rPr>
-        <w:t>_________________________________________________________________________________</w:t>
+        <w:t>———————————————————————————————————————————————————————————————————————————</w:t>
       </w:r>
     </w:p>
     <w:p>
@@ -1617,13 +1617,53 @@
       </w:r>
     </w:p>
     <w:sectPr>
+      <w:headerReference w:type="default" r:id="rId9"/>
+      <w:footerReference w:type="default" r:id="rId10"/>
       <w:pgSz w:w="11909" w:h="16834"/>
-      <w:pgMar w:top="1440" w:right="1440" w:bottom="1440" w:left="1440" w:header="720" w:footer="720" w:gutter="0"/>
+      <w:pgMar w:top="1152" w:right="1152" w:bottom="1152" w:left="1152" w:header="720" w:footer="720" w:gutter="0"/>
       <w:cols w:space="720"/>
       <w:docGrid w:linePitch="360"/>
     </w:sectPr>
   </w:body>
 </w:document>
+</file>
+
+<file path=word/footer1.xml><?xml version="1.0" encoding="utf-8"?>
+<w:ftr xmlns:m="http://schemas.openxmlformats.org/officeDocument/2006/math" xmlns:mc="http://schemas.openxmlformats.org/markup-compatibility/2006" xmlns:mo="http://schemas.microsoft.com/office/mac/office/2008/main" xmlns:mv="urn:schemas-microsoft-com:mac:vml" xmlns:o="urn:schemas-microsoft-com:office:office" xmlns:r="http://schemas.openxmlformats.org/officeDocument/2006/relationships" xmlns:v="urn:schemas-microsoft-com:vml" xmlns:w10="urn:schemas-microsoft-com:office:word" xmlns:w14="http://schemas.microsoft.com/office/word/2010/wordml" xmlns:w="http://schemas.openxmlformats.org/wordprocessingml/2006/main" xmlns:wne="http://schemas.microsoft.com/office/word/2006/wordml" xmlns:wp14="http://schemas.microsoft.com/office/word/2010/wordprocessingDrawing" xmlns:wp="http://schemas.openxmlformats.org/drawingml/2006/wordprocessingDrawing" xmlns:wpc="http://schemas.microsoft.com/office/word/2010/wordprocessingCanvas" xmlns:wpg="http://schemas.microsoft.com/office/word/2010/wordprocessingGroup" xmlns:wpi="http://schemas.microsoft.com/office/word/2010/wordprocessingInk" xmlns:wps="http://schemas.microsoft.com/office/word/2010/wordprocessingShape" mc:Ignorable="w14 wp14">
+  <w:p>
+    <w:pPr>
+      <w:pStyle w:val="Footer"/>
+      <w:jc w:val="left"/>
+    </w:pPr>
+    <w:r>
+      <w:rPr>
+        <w:rFonts w:ascii="Calibri" w:hAnsi="Calibri"/>
+        <w:color w:val="646464"/>
+        <w:sz w:val="17"/>
+      </w:rPr>
+      <w:t>Buku Kurikulum KPT-OBE SISTEKIN 2026  |  FSTI Universitas Widyagama Malang</w:t>
+    </w:r>
+  </w:p>
+</w:ftr>
+</file>
+
+<file path=word/header1.xml><?xml version="1.0" encoding="utf-8"?>
+<w:hdr xmlns:m="http://schemas.openxmlformats.org/officeDocument/2006/math" xmlns:mc="http://schemas.openxmlformats.org/markup-compatibility/2006" xmlns:mo="http://schemas.microsoft.com/office/mac/office/2008/main" xmlns:mv="urn:schemas-microsoft-com:mac:vml" xmlns:o="urn:schemas-microsoft-com:office:office" xmlns:r="http://schemas.openxmlformats.org/officeDocument/2006/relationships" xmlns:v="urn:schemas-microsoft-com:vml" xmlns:w10="urn:schemas-microsoft-com:office:word" xmlns:w14="http://schemas.microsoft.com/office/word/2010/wordml" xmlns:w="http://schemas.openxmlformats.org/wordprocessingml/2006/main" xmlns:wne="http://schemas.microsoft.com/office/word/2006/wordml" xmlns:wp14="http://schemas.microsoft.com/office/word/2010/wordprocessingDrawing" xmlns:wp="http://schemas.openxmlformats.org/drawingml/2006/wordprocessingDrawing" xmlns:wpc="http://schemas.microsoft.com/office/word/2010/wordprocessingCanvas" xmlns:wpg="http://schemas.microsoft.com/office/word/2010/wordprocessingGroup" xmlns:wpi="http://schemas.microsoft.com/office/word/2010/wordprocessingInk" xmlns:wps="http://schemas.microsoft.com/office/word/2010/wordprocessingShape" mc:Ignorable="w14 wp14">
+  <w:p>
+    <w:pPr>
+      <w:pStyle w:val="Header"/>
+      <w:jc w:val="right"/>
+    </w:pPr>
+    <w:r>
+      <w:rPr>
+        <w:rFonts w:ascii="Calibri" w:hAnsi="Calibri"/>
+        <w:color w:val="646464"/>
+        <w:sz w:val="17"/>
+      </w:rPr>
+      <w:t>PROGRAM STUDI SISTEM DAN TEKNOLOGI INFORMASI (SISTEKIN) — FSTI UWG</w:t>
+    </w:r>
+  </w:p>
+</w:hdr>
 </file>
 
 <file path=word/numbering.xml><?xml version="1.0" encoding="utf-8"?>
